--- a/docs/02-proposal-package/Proposal-Approval-Package.docx
+++ b/docs/02-proposal-package/Proposal-Approval-Package.docx
@@ -31,7 +31,7 @@
         <w:pStyle w:val="Date"/>
       </w:pPr>
       <w:r>
-        <w:t>Submitted 2026-05-21 · Canvas due 2026-05-24</w:t>
+        <w:t>Submitted 2026-05-23 · Canvas due 2026-05-24</w:t>
       </w:r>
     </w:p>
     <w:p>
@@ -637,18 +637,18 @@
               <w:jc w:val="left"/>
             </w:pPr>
             <w:r>
-              <w:t xml:space="preserve">Supervisor</w:t>
-            </w:r>
-          </w:p>
-        </w:tc>
-        <w:tc>
-          <w:p>
-            <w:pPr>
-              <w:pStyle w:val="Compact"/>
-              <w:jc w:val="left"/>
-            </w:pPr>
-            <w:r>
-              <w:t xml:space="preserve">Dr. Majid Shaalan</w:t>
+              <w:t xml:space="preserve">Project advisor</w:t>
+            </w:r>
+          </w:p>
+        </w:tc>
+        <w:tc>
+          <w:p>
+            <w:pPr>
+              <w:pStyle w:val="Compact"/>
+              <w:jc w:val="left"/>
+            </w:pPr>
+            <w:r>
+              <w:t xml:space="preserve">Prof. Khalid Lateef</w:t>
             </w:r>
           </w:p>
         </w:tc>
@@ -768,7 +768,7 @@
               <w:jc w:val="left"/>
             </w:pPr>
             <w:r>
-              <w:t xml:space="preserve">2026-05-26 (post supervisor review)</w:t>
+              <w:t xml:space="preserve">2026-05-26 (post advisor review)</w:t>
             </w:r>
           </w:p>
         </w:tc>
@@ -844,7 +844,7 @@
         <w:t xml:space="preserve">adversarial test suite</w:t>
       </w:r>
       <w:r>
-        <w:t xml:space="preserve"> of ≥40 programs across ≥6 categories with documented expected-contained-outcome labels, plus an empirical comparison of isolation strength and performance overhead across the two back-ends, reported with 95% confidence intervals. The artifact ships with a documented threat model, ≥100 functional test programs, a performance benchmark harness, reproducibility materials (pinned Dockerfiles, Makefile targets, deterministic test runner), a minimal reference agent for end-to-end demo, and a 15–25 page graduate-level technical report. Project supervisor approval is requested at the scope described in §8.</w:t>
+        <w:t xml:space="preserve"> of ≥40 programs across ≥6 categories with documented expected-contained-outcome labels, plus an empirical comparison of isolation strength and performance overhead across the two back-ends, reported with 95% confidence intervals. The artifact ships with a documented threat model, ≥100 functional test programs, a performance benchmark harness, reproducibility materials (pinned Dockerfiles, Makefile targets, deterministic test runner), a minimal reference agent for end-to-end demo, and a 15–25 page graduate-level technical report. Project advisor approval is requested at the scope described in §8.</w:t>
       </w:r>
     </w:p>
     <w:p>
@@ -3013,7 +3013,7 @@
               <w:jc w:val="left"/>
             </w:pPr>
             <w:r>
-              <w:t xml:space="preserve">Self-assessment + supervisor feedback at W11</w:t>
+              <w:t xml:space="preserve">Self-assessment + advisor feedback at W11</w:t>
             </w:r>
           </w:p>
         </w:tc>
@@ -3619,7 +3619,7 @@
         <w:pStyle w:val="FirstParagraph"/>
       </w:pPr>
       <w:r>
-        <w:t xml:space="preserve">The scope above is fixed for the duration of W3–W8. Any proposed change must be reviewed against the milestone map and approved by the supervisor in writing. The W7 midpoint review is the explicit checkpoint for scope renegotiation; outside of that checkpoint, the default is no change. Scope-fence violations are tracked as risk R1 in §12.</w:t>
+        <w:t xml:space="preserve">The scope above is fixed for the duration of W3–W8. Any proposed change must be reviewed against the milestone map and approved by the advisor in writing. The W7 midpoint review is the explicit checkpoint for scope renegotiation; outside of that checkpoint, the default is no change. Scope-fence violations are tracked as risk R1 in §12.</w:t>
       </w:r>
     </w:p>
     <w:p>
@@ -5121,7 +5121,7 @@
         <w:t xml:space="preserve">Phase V — Reporting (W11–W12).</w:t>
       </w:r>
       <w:r>
-        <w:t xml:space="preserve"> Full report draft to supervisor; revision cycle; deck and demo script.</w:t>
+        <w:t xml:space="preserve"> Full report draft to advisor; revision cycle; deck and demo script.</w:t>
       </w:r>
     </w:p>
     <w:p>
@@ -5147,7 +5147,7 @@
         <w:pStyle w:val="FirstParagraph"/>
       </w:pPr>
       <w:r>
-        <w:t xml:space="preserve">Hard checkpoints are W2 (proposal approval), W5 (first hello-world execution), W7 (midpoint demo and explicit scope renegotiation), W11 (full draft for supervisor feedback), and W13 (no new feature work).</w:t>
+        <w:t xml:space="preserve">Hard checkpoints are W2 (proposal approval), W5 (first hello-world execution), W7 (midpoint demo and explicit scope renegotiation), W11 (full draft for advisor feedback), and W13 (no new feature work).</w:t>
       </w:r>
     </w:p>
     <w:p>
@@ -5905,7 +5905,7 @@
               <w:jc w:val="left"/>
             </w:pPr>
             <w:r>
-              <w:t xml:space="preserve">Full report draft to supervisor</w:t>
+              <w:t xml:space="preserve">Full report draft to advisor</w:t>
             </w:r>
           </w:p>
         </w:tc>
@@ -6255,7 +6255,7 @@
         <w:t xml:space="preserve">W2 proposal approval → W4 design review approval → W5 first execution → W7 midpoint scope decision → W8 gVisor integration → W11 full draft → W14 final submission.</w:t>
       </w:r>
       <w:r>
-        <w:t xml:space="preserve"> Any slippage on any link is a slip risk for the deliverable. Two relief valves are built in: (a) the W5 hello-world checkpoint, which if missed triggers the W7 fallback (drop gVisor, ship Docker-only) per risk R4; (b) the W7 midpoint review, which is the only point at which scope can be renegotiated without supervisor sign-off.</w:t>
+        <w:t xml:space="preserve"> Any slippage on any link is a slip risk for the deliverable. Two relief valves are built in: (a) the W5 hello-world checkpoint, which if missed triggers the W7 fallback (drop gVisor, ship Docker-only) per risk R4; (b) the W7 midpoint review, which is the only point at which scope can be renegotiated without advisor sign-off.</w:t>
       </w:r>
     </w:p>
     <w:p>
@@ -6507,7 +6507,7 @@
               <w:jc w:val="left"/>
             </w:pPr>
             <w:r>
-              <w:t xml:space="preserve">W11 full draft not deliverable to supervisor by 2026-07-24</w:t>
+              <w:t xml:space="preserve">W11 full draft not deliverable to advisor by 2026-07-24</w:t>
             </w:r>
           </w:p>
         </w:tc>
@@ -6540,7 +6540,7 @@
               <w:jc w:val="left"/>
             </w:pPr>
             <w:r>
-              <w:t xml:space="preserve">Compresses the W12 revision window; flag explicitly to supervisor; submit a partial draft with named placeholders rather than missing the gate</w:t>
+              <w:t xml:space="preserve">Compresses the W12 revision window; flag explicitly to advisor; submit a partial draft with named placeholders rather than missing the gate</w:t>
             </w:r>
           </w:p>
         </w:tc>
@@ -7808,7 +7808,7 @@
               <w:jc w:val="left"/>
             </w:pPr>
             <w:r>
-              <w:t xml:space="preserve">Demo recording; supervisor decision log</w:t>
+              <w:t xml:space="preserve">Demo recording; advisor decision log</w:t>
             </w:r>
           </w:p>
         </w:tc>
@@ -8263,7 +8263,7 @@
               <w:jc w:val="left"/>
             </w:pPr>
             <w:r>
-              <w:t xml:space="preserve">Full report draft to supervisor</w:t>
+              <w:t xml:space="preserve">Full report draft to advisor</w:t>
             </w:r>
           </w:p>
         </w:tc>
@@ -8383,7 +8383,7 @@
               <w:jc w:val="left"/>
             </w:pPr>
             <w:r>
-              <w:t xml:space="preserve">Revision cycle on supervisor feedback</w:t>
+              <w:t xml:space="preserve">Revision cycle on advisor feedback</w:t>
             </w:r>
           </w:p>
         </w:tc>
@@ -9045,7 +9045,7 @@
               <w:jc w:val="left"/>
             </w:pPr>
             <w:r>
-              <w:t xml:space="preserve">Student + Supervisor</w:t>
+              <w:t xml:space="preserve">Student + Advisor</w:t>
             </w:r>
           </w:p>
         </w:tc>
@@ -9414,7 +9414,7 @@
               <w:jc w:val="left"/>
             </w:pPr>
             <w:r>
-              <w:t xml:space="preserve">Supervisor expectations diverge from this proposal</w:t>
+              <w:t xml:space="preserve">Project advisor expectations diverge from this proposal</w:t>
             </w:r>
           </w:p>
         </w:tc>
@@ -9467,7 +9467,7 @@
               <w:jc w:val="left"/>
             </w:pPr>
             <w:r>
-              <w:t xml:space="preserve">Student + Supervisor</w:t>
+              <w:t xml:space="preserve">Student + Advisor</w:t>
             </w:r>
           </w:p>
         </w:tc>
@@ -9794,7 +9794,7 @@
               <w:jc w:val="left"/>
             </w:pPr>
             <w:r>
-              <w:t xml:space="preserve">Activate W7 scope reduction; communicate availability change to supervisor in writing</w:t>
+              <w:t xml:space="preserve">Activate W7 scope reduction; communicate availability change to advisor in writing</w:t>
             </w:r>
           </w:p>
         </w:tc>
@@ -9940,7 +9940,7 @@
         <w:pStyle w:val="Compact"/>
       </w:pPr>
       <w:r>
-        <w:t xml:space="preserve">Supervisor availability for the three named milestones (W2 approval, W7 midpoint, W11 draft feedback).</w:t>
+        <w:t xml:space="preserve">Project advisor availability for the three named milestones (W2 approval, W7 midpoint, W11 draft feedback).</w:t>
       </w:r>
     </w:p>
     <w:p>
@@ -10378,7 +10378,7 @@
               <w:jc w:val="left"/>
             </w:pPr>
             <w:r>
-              <w:t xml:space="preserve">Supervisor (Dr. Majid Shaalan)</w:t>
+              <w:t xml:space="preserve">Project advisor (Prof. Khalid Lateef)</w:t>
             </w:r>
           </w:p>
         </w:tc>
@@ -10411,7 +10411,7 @@
               <w:jc w:val="left"/>
             </w:pPr>
             <w:r>
-              <w:t xml:space="preserve">All listed deliverables on the milestone calendar; the W2 supervisor briefing and this approval package have already been submitted</w:t>
+              <w:t xml:space="preserve">All listed deliverables on the milestone calendar; the W2 advisor briefing and this approval package have already been submitted</w:t>
             </w:r>
           </w:p>
         </w:tc>
@@ -11173,7 +11173,7 @@
         <w:pStyle w:val="Compact"/>
       </w:pPr>
       <w:r>
-        <w:t>Inputs to the tool: This repository’s own W1 artifacts (charter, problem statement, candidate comparison, feasibility memo, supervisor briefing, AI-use log, engineering log, annotated bibliography, architecture context); the W2 assignment brief (2026 Canvas assignment “02 Hard Stop 1: Proposal Approval Package”).</w:t>
+        <w:t>Inputs to the tool: This repository’s own W1 artifacts (charter, problem statement, candidate comparison, feasibility memo, advisor briefing, AI-use log, engineering log, annotated bibliography, architecture context); the W2 assignment brief (2026 Canvas assignment “02 Hard Stop 1: Proposal Approval Package”).</w:t>
       </w:r>
     </w:p>
     <w:p>
@@ -11371,42 +11371,42 @@
               <w:jc w:val="left"/>
             </w:pPr>
             <w:r>
-              <w:t xml:space="preserve">2026-05-21</w:t>
-            </w:r>
-          </w:p>
-        </w:tc>
-        <w:tc>
-          <w:p>
-            <w:pPr>
-              <w:pStyle w:val="Compact"/>
-              <w:jc w:val="left"/>
-            </w:pPr>
-            <w:r>
-              <w:t xml:space="preserve">Submitted for supervisor review</w:t>
-            </w:r>
-          </w:p>
-        </w:tc>
-      </w:tr>
-      <w:tr>
-        <w:tc>
-          <w:p>
-            <w:pPr>
-              <w:pStyle w:val="Compact"/>
-              <w:jc w:val="left"/>
-            </w:pPr>
-            <w:r>
-              <w:t xml:space="preserve">Supervisor</w:t>
-            </w:r>
-          </w:p>
-        </w:tc>
-        <w:tc>
-          <w:p>
-            <w:pPr>
-              <w:pStyle w:val="Compact"/>
-              <w:jc w:val="left"/>
-            </w:pPr>
-            <w:r>
-              <w:t xml:space="preserve">Dr. Majid Shaalan</w:t>
+              <w:t xml:space="preserve">2026-05-23</w:t>
+            </w:r>
+          </w:p>
+        </w:tc>
+        <w:tc>
+          <w:p>
+            <w:pPr>
+              <w:pStyle w:val="Compact"/>
+              <w:jc w:val="left"/>
+            </w:pPr>
+            <w:r>
+              <w:t xml:space="preserve">Submitted for advisor review</w:t>
+            </w:r>
+          </w:p>
+        </w:tc>
+      </w:tr>
+      <w:tr>
+        <w:tc>
+          <w:p>
+            <w:pPr>
+              <w:pStyle w:val="Compact"/>
+              <w:jc w:val="left"/>
+            </w:pPr>
+            <w:r>
+              <w:t xml:space="preserve">Project advisor</w:t>
+            </w:r>
+          </w:p>
+        </w:tc>
+        <w:tc>
+          <w:p>
+            <w:pPr>
+              <w:pStyle w:val="Compact"/>
+              <w:jc w:val="left"/>
+            </w:pPr>
+            <w:r>
+              <w:t xml:space="preserve">Prof. Khalid Lateef</w:t>
             </w:r>
           </w:p>
         </w:tc>
@@ -11453,7 +11453,7 @@
         <w:pStyle w:val="BodyText"/>
       </w:pPr>
       <w:r>
-        <w:t xml:space="preserve">If the supervisor’s review identifies items that require revision, the revisions are tracked in </w:t>
+        <w:t xml:space="preserve">If the advisor’s review identifies items that require revision, the revisions are tracked in </w:t>
       </w:r>
       <w:r>
         <w:rPr>
@@ -11848,7 +11848,7 @@
               <w:jc w:val="left"/>
             </w:pPr>
             <w:r>
-              <w:t xml:space="preserve">W1 supervisor briefing</w:t>
+              <w:t xml:space="preserve">W1 advisor briefing</w:t>
             </w:r>
           </w:p>
         </w:tc>
@@ -12155,7 +12155,7 @@
         <w:rPr>
           <w:rStyle w:val="VerbatimChar"/>
         </w:rPr>
-        <w:t xml:space="preserve">W11- W12 | Phase V  — Reporting      | full draft to supervisor + revision cycle</w:t>
+        <w:t xml:space="preserve">W11- W12 | Phase V  — Reporting      | full draft to advisor + revision cycle</w:t>
       </w:r>
       <w:r>
         <w:br/>
@@ -12420,7 +12420,7 @@
               <w:jc w:val="left"/>
             </w:pPr>
             <w:r>
-              <w:t xml:space="preserve">Supervisor returns approval block in </w:t>
+              <w:t xml:space="preserve">Project advisor returns approval block in </w:t>
             </w:r>
             <w:r>
               <w:rPr>
@@ -12600,7 +12600,7 @@
               <w:jc w:val="left"/>
             </w:pPr>
             <w:r>
-              <w:t xml:space="preserve">≥100 functional pass; ≥20 adversarial pass; taxonomy locked; supervisor reviews</w:t>
+              <w:t xml:space="preserve">≥100 functional pass; ≥20 adversarial pass; taxonomy locked; advisor reviews</w:t>
             </w:r>
           </w:p>
         </w:tc>
@@ -12646,7 +12646,7 @@
               <w:jc w:val="left"/>
             </w:pPr>
             <w:r>
-              <w:t xml:space="preserve">Draft v0.9 delivered to supervisor</w:t>
+              <w:t xml:space="preserve">Draft v0.9 delivered to advisor</w:t>
             </w:r>
           </w:p>
         </w:tc>
@@ -12995,7 +12995,7 @@
               <w:jc w:val="left"/>
             </w:pPr>
             <w:r>
-              <w:t xml:space="preserve">Supervisor time</w:t>
+              <w:t xml:space="preserve">Advisor time</w:t>
             </w:r>
           </w:p>
         </w:tc>
@@ -13194,7 +13194,7 @@
               <w:jc w:val="left"/>
             </w:pPr>
             <w:r>
-              <w:t xml:space="preserve">Supervisor</w:t>
+              <w:t xml:space="preserve">Project advisor</w:t>
             </w:r>
           </w:p>
         </w:tc>
@@ -13240,7 +13240,7 @@
               <w:jc w:val="left"/>
             </w:pPr>
             <w:r>
-              <w:t xml:space="preserve">Supervisor</w:t>
+              <w:t xml:space="preserve">Project advisor</w:t>
             </w:r>
           </w:p>
         </w:tc>
@@ -13366,7 +13366,7 @@
       </w:pPr>
       <w:bookmarkStart w:id="92" w:name="Xefaa4ba614284fc922071c717fdf1617f94d5a4"/>
       <w:r>
-        <w:t xml:space="preserve">8. What changes after W2 supervisor approval</w:t>
+        <w:t xml:space="preserve">8. What changes after W2 advisor approval</w:t>
       </w:r>
       <w:bookmarkEnd w:id="92"/>
     </w:p>
@@ -13375,7 +13375,7 @@
         <w:pStyle w:val="FirstParagraph"/>
       </w:pPr>
       <w:r>
-        <w:t xml:space="preserve">Once the supervisor returns the approval block in </w:t>
+        <w:t xml:space="preserve">Once the advisor returns the approval block in </w:t>
       </w:r>
       <w:r>
         <w:rPr>
@@ -13510,7 +13510,7 @@
         <w:pStyle w:val="FirstParagraph"/>
       </w:pPr>
       <w:r>
-        <w:t xml:space="preserve">If approval is delayed past 2026-05-29 (end of W3), the project begins W3 lit-synthesis on the assumption of approval and revises the requirements scope if approval comes back with material changes — same approach as planned in the W1 supervisor briefing.</w:t>
+        <w:t xml:space="preserve">If approval is delayed past 2026-05-29 (end of W3), the project begins W3 lit-synthesis on the assumption of approval and revises the requirements scope if approval comes back with material changes — same approach as planned in the W1 advisor briefing.</w:t>
       </w:r>
     </w:p>
     <w:p>
@@ -16440,7 +16440,7 @@
               <w:jc w:val="left"/>
             </w:pPr>
             <w:r>
-              <w:t xml:space="preserve">Demo recording; supervisor decision log entry</w:t>
+              <w:t xml:space="preserve">Demo recording; advisor decision log entry</w:t>
             </w:r>
           </w:p>
         </w:tc>
@@ -17743,7 +17743,7 @@
               <w:jc w:val="left"/>
             </w:pPr>
             <w:r>
-              <w:t xml:space="preserve">Full report draft to supervisor (G5 gate)</w:t>
+              <w:t xml:space="preserve">Full report draft to advisor (G5 gate)</w:t>
             </w:r>
           </w:p>
         </w:tc>
@@ -17935,7 +17935,7 @@
               <w:jc w:val="left"/>
             </w:pPr>
             <w:r>
-              <w:t xml:space="preserve">Revision cycle on supervisor feedback</w:t>
+              <w:t xml:space="preserve">Revision cycle on advisor feedback</w:t>
             </w:r>
           </w:p>
         </w:tc>
@@ -19305,7 +19305,7 @@
         <w:t xml:space="preserve">AI-use disclosure.</w:t>
       </w:r>
       <w:r>
-        <w:t xml:space="preserve"> Drafted with Claude Sonnet 4.6 (Cowork desktop app). AI-drafted, student-revised. Key human-authored decisions in this document: the choice of which items belong in “Approved,” “Conditional,” and “Evidence expected by W4” — these are commitments to the supervisor and were assigned by the student. Full audit trail: </w:t>
+        <w:t xml:space="preserve"> Drafted with Claude Sonnet 4.6 (Cowork desktop app). AI-drafted, student-revised. Key human-authored decisions in this document: the choice of which items belong in “Approved,” “Conditional,” and “Evidence expected by W4” — these are commitments to the advisor and were assigned by the student. Full audit trail: </w:t>
       </w:r>
       <w:hyperlink r:id="rId22">
         <w:r>
@@ -19345,15 +19345,24 @@
         <w:rPr>
           <w:b/>
         </w:rPr>
-        <w:t xml:space="preserve">Supervisor:</w:t>
-      </w:r>
-      <w:r>
-        <w:t xml:space="preserve"> Dr. Majid Shaalan. </w:t>
+        <w:t xml:space="preserve">Project advisor:</w:t>
+      </w:r>
+      <w:r>
+        <w:t xml:space="preserve"> Prof. Khalid Lateef. </w:t>
       </w:r>
       <w:r>
         <w:rPr>
           <w:b/>
         </w:rPr>
+        <w:t xml:space="preserve">Course instructor:</w:t>
+      </w:r>
+      <w:r>
+        <w:t xml:space="preserve"> Dr. Majid Shaalan. </w:t>
+      </w:r>
+      <w:r>
+        <w:rPr>
+          <w:b/>
+        </w:rPr>
         <w:t xml:space="preserve">Course:</w:t>
       </w:r>
       <w:r>
@@ -19384,7 +19393,7 @@
         <w:t xml:space="preserve">Status:</w:t>
       </w:r>
       <w:r>
-        <w:t xml:space="preserve"> Pending supervisor approval (target return date: 2026-05-26).</w:t>
+        <w:t xml:space="preserve"> Pending advisor approval (target return date: 2026-05-26).</w:t>
       </w:r>
     </w:p>
     <w:p>
@@ -19400,7 +19409,7 @@
       </w:pPr>
       <w:bookmarkStart w:id="108" w:name="X799672e1d9ea947dea3d391a34bfafc5a58e9b1"/>
       <w:r>
-        <w:t xml:space="preserve">What was approved (assuming supervisor sign-off on </w:t>
+        <w:t xml:space="preserve">What was approved (assuming advisor sign-off on </w:t>
       </w:r>
       <w:r>
         <w:rPr>
@@ -19590,7 +19599,7 @@
       </w:pPr>
       <w:bookmarkStart w:id="109" w:name="X2a070b17a9cbd7c3c8ac0d87619b5325a26704b"/>
       <w:r>
-        <w:t xml:space="preserve">What remains conditional (pending supervisor input at W2 meeting)</w:t>
+        <w:t xml:space="preserve">What remains conditional (pending advisor input at W2 meeting)</w:t>
       </w:r>
       <w:bookmarkEnd w:id="109"/>
     </w:p>
@@ -19599,7 +19608,7 @@
         <w:pStyle w:val="FirstParagraph"/>
       </w:pPr>
       <w:r>
-        <w:t xml:space="preserve">The W1 supervisor briefing (</w:t>
+        <w:t xml:space="preserve">The W1 advisor briefing (</w:t>
       </w:r>
       <w:r>
         <w:rPr>
@@ -19608,7 +19617,7 @@
         <w:t xml:space="preserve">docs/01-launch-packet/supervisor-briefing.md</w:t>
       </w:r>
       <w:r>
-        <w:t xml:space="preserve">) named ten supervisor questions. The four that materially shape the project, restated here for the W2 approval gate:</w:t>
+        <w:t xml:space="preserve">) named ten advisor questions. The four that materially shape the project, restated here for the W2 approval gate:</w:t>
       </w:r>
     </w:p>
     <w:p>
@@ -19697,7 +19706,7 @@
         <w:pStyle w:val="FirstParagraph"/>
       </w:pPr>
       <w:r>
-        <w:t xml:space="preserve">If the supervisor signals any of these should change, the affected sections of </w:t>
+        <w:t xml:space="preserve">If the advisor signals any of these should change, the affected sections of </w:t>
       </w:r>
       <w:r>
         <w:rPr>
@@ -19855,7 +19864,7 @@
         <w:pStyle w:val="FirstParagraph"/>
       </w:pPr>
       <w:r>
-        <w:t xml:space="preserve">The supervisor’s W4 design-review approval (G2) is the gate that allows Phase III implementation to begin.</w:t>
+        <w:t xml:space="preserve">The advisor’s W4 design-review approval (G2) is the gate that allows Phase III implementation to begin.</w:t>
       </w:r>
     </w:p>
     <w:p>
@@ -20167,31 +20176,31 @@
               <w:jc w:val="left"/>
             </w:pPr>
             <w:r>
-              <w:t xml:space="preserve">2026-05-21</w:t>
-            </w:r>
-          </w:p>
-        </w:tc>
-      </w:tr>
-      <w:tr>
-        <w:tc>
-          <w:p>
-            <w:pPr>
-              <w:pStyle w:val="Compact"/>
-              <w:jc w:val="left"/>
-            </w:pPr>
-            <w:r>
-              <w:t xml:space="preserve">Supervisor</w:t>
-            </w:r>
-          </w:p>
-        </w:tc>
-        <w:tc>
-          <w:p>
-            <w:pPr>
-              <w:pStyle w:val="Compact"/>
-              <w:jc w:val="left"/>
-            </w:pPr>
-            <w:r>
-              <w:t xml:space="preserve">Dr. Majid Shaalan</w:t>
+              <w:t xml:space="preserve">2026-05-23</w:t>
+            </w:r>
+          </w:p>
+        </w:tc>
+      </w:tr>
+      <w:tr>
+        <w:tc>
+          <w:p>
+            <w:pPr>
+              <w:pStyle w:val="Compact"/>
+              <w:jc w:val="left"/>
+            </w:pPr>
+            <w:r>
+              <w:t xml:space="preserve">Project advisor</w:t>
+            </w:r>
+          </w:p>
+        </w:tc>
+        <w:tc>
+          <w:p>
+            <w:pPr>
+              <w:pStyle w:val="Compact"/>
+              <w:jc w:val="left"/>
+            </w:pPr>
+            <w:r>
+              <w:t xml:space="preserve">Prof. Khalid Lateef</w:t>
             </w:r>
           </w:p>
         </w:tc>
@@ -20754,7 +20763,7 @@
         <w:pStyle w:val="BlockText"/>
       </w:pPr>
       <w:r>
-        <w:t xml:space="preserve">“Hi, I’m Zixuan Liang. This is the Week 2 walkthrough for my CISC 699 applied project, SafeExec — a hardened, threat-modeled Python execution sandbox for LLM-agent tool-use. I’ll spend the next fifteen minutes walking through five things: first, the problem I’m solving and why it’s a real CS problem worth fourteen weeks; second, the proposal’s scope and the trade-offs I made to get there; third, the feasibility evidence across the MACP layers — machine, architectures, computational method, and API; fourth, the project plan and the critical-path chain I’m committing to; and fifth, my risk and ethics posture plus my AI-use discipline. I’ll close with what I’m asking my supervisor to approve and what comes next. The proposal document itself is in this repo at </w:t>
+        <w:t xml:space="preserve">“Hi, I’m Zixuan Liang. This is the Week 2 walkthrough for my CISC 699 applied project, SafeExec — a hardened, threat-modeled Python execution sandbox for LLM-agent tool-use. I’ll spend the next fifteen minutes walking through five things: first, the problem I’m solving and why it’s a real CS problem worth fourteen weeks; second, the proposal’s scope and the trade-offs I made to get there; third, the feasibility evidence across the MACP layers — machine, architectures, computational method, and API; fourth, the project plan and the critical-path chain I’m committing to; and fifth, my risk and ethics posture plus my AI-use discipline. I’ll close with what I’m asking my advisor to approve and what comes next. The proposal document itself is in this repo at </w:t>
       </w:r>
       <w:r>
         <w:rPr>
@@ -21301,7 +21310,7 @@
         <w:t xml:space="preserve">project-plan.md</w:t>
       </w:r>
       <w:r>
-        <w:t xml:space="preserve"> shows them: G1 at W2 — this proposal, target approval by May 26. G2 at W4 — the design review for architecture, threat model, and evaluation plan. G3 at W5 — first end-to-end Python execution under the Docker baseline. G4 at W7 — midpoint demo and the only sanctioned scope-renegotiation point in the whole term. G5 at W11 — full report draft to my supervisor. G6 at W14 — final submission.”</w:t>
+        <w:t xml:space="preserve"> shows them: G1 at W2 — this proposal, target approval by May 26. G2 at W4 — the design review for architecture, threat model, and evaluation plan. G3 at W5 — first end-to-end Python execution under the Docker baseline. G4 at W7 — midpoint demo and the only sanctioned scope-renegotiation point in the whole term. G5 at W11 — full report draft to my advisor. G6 at W14 — final submission.”</w:t>
       </w:r>
     </w:p>
     <w:p>
@@ -21533,7 +21542,7 @@
         <w:pStyle w:val="BlockText"/>
       </w:pPr>
       <w:r>
-        <w:t xml:space="preserve">“What I’m asking my supervisor to approve at this hard stop. The one-page approval brief in </w:t>
+        <w:t xml:space="preserve">“What I’m asking my advisor to approve at this hard stop. The one-page approval brief in </w:t>
       </w:r>
       <w:r>
         <w:rPr>
@@ -21542,7 +21551,7 @@
         <w:t xml:space="preserve">approval-brief.md</w:t>
       </w:r>
       <w:r>
-        <w:t xml:space="preserve"> says: approved means scope, contribution framing, success criteria, project plan with gates, risk register, AI-use discipline, and reproducibility commitment. Conditional means the four supervisor questions from the W1 briefing: framing acceptability, open-source release timing, the reference-agent demo, and meeting cadence. Evidence expected by the W4 design review: requirements document, detailed architecture, threat model, evaluation plan, bibliography expanded to at least ten sources, and the engineering log kept current.”</w:t>
+        <w:t xml:space="preserve"> says: approved means scope, contribution framing, success criteria, project plan with gates, risk register, AI-use discipline, and reproducibility commitment. Conditional means the four advisor questions from the W1 briefing: framing acceptability, open-source release timing, the reference-agent demo, and meeting cadence. Evidence expected by the W4 design review: requirements document, detailed architecture, threat model, evaluation plan, bibliography expanded to at least ten sources, and the engineering log kept current.”</w:t>
       </w:r>
     </w:p>
     <w:p>
@@ -21550,7 +21559,7 @@
         <w:pStyle w:val="BlockText"/>
       </w:pPr>
       <w:r>
-        <w:t xml:space="preserve">“If the supervisor signals any of the four conditional items should change, the affected sections of </w:t>
+        <w:t xml:space="preserve">“If the advisor signals any of the four conditional items should change, the affected sections of </w:t>
       </w:r>
       <w:r>
         <w:rPr>
